--- a/ket-qua-thncd/M172. Danh sach phan loai nguoi chap hanh xong hinh phat tu.docx
+++ b/ket-qua-thncd/M172. Danh sach phan loai nguoi chap hanh xong hinh phat tu.docx
@@ -33,7 +33,14 @@
                 <w:sz w:val="26"/>
                 <w:szCs w:val="24"/>
               </w:rPr>
-              <w:t xml:space="preserve">CÔNG AN THÀNH PHỐ ĐỒNG NAI</w:t>
+              <w:t xml:space="preserve">CÔNG AN</w:t>
+            </w:r>
+            <w:r>
+              <w:rPr>
+                <w:sz w:val="26"/>
+                <w:szCs w:val="26"/>
+              </w:rPr>
+              <w:t xml:space="preserve"> THÀNH PHỐ ĐỒNG NAI</w:t>
             </w:r>
             <w:r>
               <w:rPr>
@@ -80,7 +87,15 @@
                 <w:sz w:val="26"/>
                 <w:szCs w:val="26"/>
               </w:rPr>
-              <w:t xml:space="preserve">CÔNG AN PHƯỜNG HÀNG GÒN</w:t>
+              <w:t xml:space="preserve">CÔNG AN</w:t>
+            </w:r>
+            <w:r>
+              <w:rPr>
+                <w:b/>
+                <w:sz w:val="26"/>
+                <w:szCs w:val="26"/>
+              </w:rPr>
+              <w:t xml:space="preserve"> PHƯỜNG HÀNG GÒN</w:t>
             </w:r>
             <w:r>
               <w:rPr>
@@ -270,7 +285,19 @@
                 <w:color w:val="auto"/>
                 <w:sz w:val="20"/>
               </w:rPr>
-              <w:t>Hàng Gòn</w:t>
+              <w:t xml:space="preserve"/>
+            </w:r>
+            <w:r>
+              <w:rPr>
+                <w:rFonts w:ascii="Times New Roman" w:hAnsi="Times New Roman"/>
+                <w:b w:val="0"/>
+                <w:i/>
+                <w:iCs/>
+                <w:color w:val="auto"/>
+                <w:sz w:val="28"/>
+                <w:szCs w:val="28"/>
+              </w:rPr>
+              <w:t xml:space="preserve">Hàng Gòn</w:t>
             </w:r>
             <w:r>
               <w:rPr>
@@ -889,7 +916,16 @@
           <w:sz w:val="28"/>
           <w:szCs w:val="28"/>
         </w:rPr>
-        <w:t xml:space="preserve">Công an phường Hàng Gòn</w:t>
+        <w:t xml:space="preserve">Công an</w:t>
+      </w:r>
+      <w:r>
+        <w:rPr>
+          <w:rFonts w:ascii="Times New Roman" w:hAnsi="Times New Roman"/>
+          <w:spacing w:val="0"/>
+          <w:sz w:val="28"/>
+          <w:szCs w:val="28"/>
+        </w:rPr>
+        <w:t xml:space="preserve"> phường Hàng Gòn</w:t>
       </w:r>
       <w:r>
         <w:rPr>

--- a/ket-qua-thncd/M172. Danh sach phan loai nguoi chap hanh xong hinh phat tu.docx
+++ b/ket-qua-thncd/M172. Danh sach phan loai nguoi chap hanh xong hinh phat tu.docx
@@ -30,6 +30,8 @@
             <w:bookmarkEnd w:id="0"/>
             <w:r>
               <w:rPr>
+                <w:b w:val="0"/>
+                <w:bCs w:val="0"/>
                 <w:sz w:val="26"/>
                 <w:szCs w:val="24"/>
               </w:rPr>
@@ -37,6 +39,8 @@
             </w:r>
             <w:r>
               <w:rPr>
+                <w:b w:val="0"/>
+                <w:bCs w:val="0"/>
                 <w:sz w:val="26"/>
                 <w:szCs w:val="26"/>
               </w:rPr>
@@ -44,6 +48,8 @@
             </w:r>
             <w:r>
               <w:rPr>
+                <w:b w:val="0"/>
+                <w:bCs w:val="0"/>
                 <w:sz w:val="26"/>
                 <w:szCs w:val="24"/>
               </w:rPr>
@@ -51,6 +57,8 @@
             </w:r>
             <w:r>
               <w:rPr>
+                <w:b w:val="0"/>
+                <w:bCs w:val="0"/>
                 <w:sz w:val="26"/>
                 <w:szCs w:val="24"/>
               </w:rPr>
@@ -58,6 +66,8 @@
             </w:r>
             <w:r>
               <w:rPr>
+                <w:b w:val="0"/>
+                <w:bCs w:val="0"/>
                 <w:sz w:val="26"/>
                 <w:szCs w:val="24"/>
               </w:rPr>
@@ -65,6 +75,8 @@
             </w:r>
             <w:r>
               <w:rPr>
+                <w:b w:val="0"/>
+                <w:bCs w:val="0"/>
                 <w:sz w:val="26"/>
                 <w:szCs w:val="24"/>
               </w:rPr>
@@ -84,6 +96,7 @@
             <w:r>
               <w:rPr>
                 <w:b/>
+                <w:bCs/>
                 <w:sz w:val="26"/>
                 <w:szCs w:val="26"/>
               </w:rPr>
@@ -92,6 +105,7 @@
             <w:r>
               <w:rPr>
                 <w:b/>
+                <w:bCs/>
                 <w:sz w:val="26"/>
                 <w:szCs w:val="26"/>
               </w:rPr>
@@ -100,6 +114,7 @@
             <w:r>
               <w:rPr>
                 <w:b/>
+                <w:bCs/>
                 <w:sz w:val="26"/>
                 <w:szCs w:val="26"/>
               </w:rPr>
@@ -108,6 +123,7 @@
             <w:r>
               <w:rPr>
                 <w:b/>
+                <w:bCs/>
                 <w:sz w:val="26"/>
                 <w:szCs w:val="26"/>
               </w:rPr>
